--- a/docs/planos/REVISAO-RESUMOS-MISTICA.docx
+++ b/docs/planos/REVISAO-RESUMOS-MISTICA.docx
@@ -156,7 +156,7 @@
     </w:p>
     <w:p>
       <w:r>
-        <w:t>3 de janeiro: 1898: Nascimento de Luiz Carlos Prestes</w:t>
+        <w:t>3 de janeiro: 1898: Nascimento de Luiz Carlos Prestes Luiz Carlos Prestes nasceu em Porto Alegre, no Rio Grande do Sul, e faleceu em 7 de março de 1990, no Rio de Janeiro.</w:t>
       </w:r>
     </w:p>
     <w:p>
@@ -1396,7 +1396,7 @@
     </w:p>
     <w:p>
       <w:r>
-        <w:t>Mahuad era vice-presidente de Abdalá Bucaram, destituído pelo Congresso Nacional em 1997, e seguia a cartilha estadunidense na política equatoriana: em 1998, substituiu a moeda corrente, o sucre, pelo dólar estadunidense</w:t>
+        <w:t>Mahuad era vice-presidente de Abdalá Bucaram, destituído pelo Congresso Nacional em 1997, e seguia a cartilha estadunidense na política equatoriana: em 1998, substituiu a moeda corrente, o sucre, pelo dólar estadunidense, realizando a chamada dolarização.</w:t>
       </w:r>
     </w:p>
     <w:p>
@@ -2032,7 +2032,7 @@
     </w:p>
     <w:p>
       <w:r>
-        <w:t>1997: Morte de Salete Strozake, educadora e dirigente do Movimento dos Trabalhadores Rurais Sem Terra</w:t>
+        <w:t>1997: Morte de Salete Strozake, educadora e dirigente do Movimento dos Trabalhadores Rurais Sem Terra Educadora popular e militante do Movimento dos Trabalhadores Rurais Sem Terra, organizadora do setor de educação do MST.</w:t>
       </w:r>
     </w:p>
     <w:p>
@@ -2090,7 +2090,7 @@
     </w:p>
     <w:p>
       <w:r>
-        <w:t>Outras terras do mundo reclamam a colaboração de meus modestos esforços</w:t>
+        <w:t>Outras terras do mundo reclamam a colaboração de meus modestos esforços Em abril de 1965 chega às selvas do Congo, onde permanece por sete meses.</w:t>
       </w:r>
     </w:p>
     <w:p>
@@ -2277,7 +2277,7 @@
     </w:p>
     <w:p>
       <w:r>
-        <w:t>Trechos da palestra proferida por Emília Viotti da Costa, na Escola Nacional Florestan Fernandes, em 21 de fevereiro de 2008</w:t>
+        <w:t>Trechos da palestra proferida por Emília Viotti da Costa, na Escola Nacional Florestan Fernandes, em 21 de fevereiro de 2008 Sabemos que a economia colonial desde cedo se organizou em torno da exportação de produtos tropicais para a metrópole e</w:t>
       </w:r>
     </w:p>
     <w:p>
@@ -2306,7 +2306,7 @@
     </w:p>
     <w:p>
       <w:r>
-        <w:t>1989: Morte de Olivio Albani, líder sem-terra</w:t>
+        <w:t>1989: Morte de Olivio Albani, líder sem-terra Olívio Albani estava entre as 700 famílias sem-terra que ocupavam a fazenda Caldato, em Palma Sola (SC), em 12 de junho</w:t>
       </w:r>
     </w:p>
     <w:p>
@@ -2422,7 +2422,7 @@
     </w:p>
     <w:p>
       <w:r>
-        <w:t>1984: Greve de peões da construção civil – Belo Horizonte/MG</w:t>
+        <w:t>1984: Greve de peões da construção civil – Belo Horizonte/MG Mais de 30 mil peões da construção civil entram em greve em Belo Horizonte/MG exigindo reajuste salarial, registro em</w:t>
       </w:r>
     </w:p>
     <w:p>
@@ -2451,7 +2451,7 @@
     </w:p>
     <w:p>
       <w:r>
-        <w:t>1917 (27 de fevereiro no calendário russo): Greve das tecelãs de São Petersburgo</w:t>
+        <w:t>1917 (27 de fevereiro no calendário russo): Greve das tecelãs de São Petersburgo Esta greve gera uma grande manifestação e dá início à Revolução Russa.</w:t>
       </w:r>
     </w:p>
     <w:p>
@@ -2625,7 +2625,7 @@
     </w:p>
     <w:p>
       <w:r>
-        <w:t>Deixou obras interessantes, como Cachaça (contos, 1951), Irmão Juazeiro (romance, 1961), Que são as Ligas Camponesas (1962), Até quarta, Isabela (1964), Cambão (1975), Guia do camponês, ABC do camponês, Cartilha do camponês</w:t>
+        <w:t>Deixou obras interessantes, como Cachaça (contos, 1951), Irmão Juazeiro (romance, 1961), Que são as Ligas Camponesas (1962), Até quarta, Isabela (1964), Cambão (1975), Guia do camponês, ABC do camponês, Cartilha do camponês, Carta de alforria do camponês, Bença, mãe.</w:t>
       </w:r>
     </w:p>
     <w:p>
@@ -3904,7 +3904,7 @@
     </w:p>
     <w:p>
       <w:r>
-        <w:t>Constituiu o ponto culminante de um surto de mobilização que teve como marco o tiro no peito que matou o estudante Edson Luís de Lima Souto, de 18 anos, em 29 de março</w:t>
+        <w:t>Constituiu o ponto culminante de um surto de mobilização que teve como marco o tiro no peito que matou o estudante Edson Luís de Lima Souto, de 18 anos, em 29 de março, em meio à brutal invasão do refeitório universitário do Calabouço por tropas da Policia Militar.</w:t>
       </w:r>
     </w:p>
     <w:p>
@@ -4550,7 +4550,7 @@
     </w:p>
     <w:p>
       <w:r>
-        <w:t>Em 11 de abril de 1925, a Coluna Prestes, que vinha do Rio Grande do Sul, encontrou-se em Foz do Iguaçu com a Coluna Miguel Costa, que vinha de São Paulo, formando uma única coluna que percorreu cerca de 25 mil quilômetros pelo Brasil</w:t>
+        <w:t>Em 11 de abril de 1925, a Coluna Prestes, que vinha do Rio Grande do Sul, encontrou-se em Foz do Iguaçu com a Coluna Miguel Costa, que vinha de São Paulo, formando uma única coluna que percorreu cerca de 25 mil quilômetros pelo Brasil, entre 1925 e 1927</w:t>
       </w:r>
     </w:p>
     <w:p>
@@ -4775,7 +4775,7 @@
     </w:p>
     <w:p>
       <w:r>
-        <w:t>No dia 17 de abril de 1961, cerca de 1.500 cubanos exilados nos Estados Unidos, treinados e financiados pela CIA, desembarcam na Baía dos Porcos, em Cuba, com o objetivo de destruir o governo instaurado pela Revolução de 1959</w:t>
+        <w:t>No dia 17 de abril de 1961, cerca de 1.500 cubanos exilados nos Estados Unidos, treinados e financiados pela CIA, desembarcam na Baía dos Porcos, em Cuba, com o objetivo de destruir o governo instaurado pela Revolução de 1959, sob o comando de Fidel Castro.</w:t>
       </w:r>
     </w:p>
     <w:p>
@@ -4936,7 +4936,7 @@
     </w:p>
     <w:p>
       <w:r>
-        <w:t>Na noite do dia 20 de abril de 1997, depois de participar de mobilizações em torno da questão agrária no Brasil, como a homologação das terras dos pataxós, Galdino dormia num ponto de ônibus na cidade de Brasília</w:t>
+        <w:t>Na noite do dia 20 de abril de 1997, depois de participar de mobilizações em torno da questão agrária no Brasil, como a homologação das terras dos pataxós, Galdino dormia num ponto de ônibus na cidade de Brasília, pois se atrasara para entrar na pensão onde estava hospedado.</w:t>
       </w:r>
     </w:p>
     <w:p>
@@ -5777,7 +5777,7 @@
     </w:p>
     <w:p>
       <w:r>
-        <w:t>Paulo em 7 de maio de 2000:</w:t>
+        <w:t>Paulo em 7 de maio de 2000: Ser negro no Brasil é, pois, com frequência, ser objeto de um olhar enviesado.</w:t>
       </w:r>
     </w:p>
     <w:p>
@@ -6890,7 +6890,7 @@
     </w:p>
     <w:p>
       <w:r>
-        <w:t>Atos dos sindicatos, movimentos sociais e estudantis por todo o país foram organizados no dia 31 de maio, o chamado</w:t>
+        <w:t>Atos dos sindicatos, movimentos sociais e estudantis por todo o país foram organizados no dia 31 de maio, o chamado Dia Nacional de Solidariedade: somos todos petroleiros</w:t>
       </w:r>
     </w:p>
     <w:p>
@@ -7569,7 +7569,7 @@
     </w:p>
     <w:p>
       <w:r>
-        <w:t>Ocorrido entre os dias 11 e 15 de junho no Ginásio Nilson Nelson, definiu a palavra de ordem</w:t>
+        <w:t>Ocorrido entre os dias 11 e 15 de junho no Ginásio Nilson Nelson, definiu a palavra de ordem Reforma Agrária, por Justiça Social e Soberania Popular</w:t>
       </w:r>
     </w:p>
     <w:p>
@@ -7722,7 +7722,7 @@
         <w:t xml:space="preserve">1954: </w:t>
       </w:r>
       <w:r>
-        <w:t>Com o argumento de que era preciso derrubar o presidente para impedir o avanço do comunismo internacional, o governo dos Estados Unidos treinou e financiou a formação de um exército de oposição, além de participar diretamente do golpe</w:t>
+        <w:t>Com o argumento de que era preciso derrubar o presidente para impedir o avanço do comunismo internacional, o governo dos Estados Unidos treinou e financiou a formação de um exército de oposição, além de participar diretamente do golpe, enviando tropas e aviões</w:t>
       </w:r>
     </w:p>
     <w:p>
@@ -7986,7 +7986,7 @@
     </w:p>
     <w:p>
       <w:r>
-        <w:t>Ao saírem de braços dados e com os traços inconfundíveis de consciência cidadã estampados nos rostos, tornaram a manhã nublada e vibrante de 26 de junho uma referência fundamental de inconformismo e rebeldia na longa luta contra o regime</w:t>
+        <w:t>Ao saírem de braços dados e com os traços inconfundíveis de consciência cidadã estampados nos rostos, tornaram a manhã nublada e vibrante de 26 de junho uma referência fundamental de inconformismo e rebeldia na longa luta contra o regime ditatorial.</w:t>
       </w:r>
     </w:p>
     <w:p>
@@ -8073,7 +8073,7 @@
     </w:p>
     <w:p>
       <w:r>
-        <w:t>Os trabalhadores e trabalhadoras, tendo à frente a Federação dos Trabalhadores Mineiros, organizações camponesas e sindicatos, se organizam em milícias, tomam quartéis, cercam diversas cidades</w:t>
+        <w:t>Os trabalhadores e trabalhadoras, tendo à frente a Federação dos Trabalhadores Mineiros, organizações camponesas e sindicatos, se organizam em milícias, tomam quartéis, cercam diversas cidades, derrotam sete regimentos militares e dissolvem o exército.</w:t>
       </w:r>
     </w:p>
     <w:p>
@@ -8102,7 +8102,7 @@
     </w:p>
     <w:p>
       <w:r>
-        <w:t>1937: Morte de Antonio Gramsci, filósofo marxista italiano</w:t>
+        <w:t>1937: Morte de Antonio Gramsci, filósofo marxista italiano Antonio Gramsci nasceu em janeiro de 1891, na Sardenha, Itália, numa família de trabalhadores.</w:t>
       </w:r>
     </w:p>
     <w:p>
@@ -8297,7 +8297,7 @@
     </w:p>
     <w:p>
       <w:r>
-        <w:t>Castro Alves faleceu em Salvador (BA) em 6 de julho de 1871, aos 24 anos, sem ter acabado a série de poemas chamada Os escravos, em que estão</w:t>
+        <w:t>Castro Alves faleceu em Salvador (BA) em 6 de julho de 1871, aos 24 anos, sem ter acabado a série de poemas chamada Os escravos, em que estão Navio negreiro</w:t>
       </w:r>
     </w:p>
     <w:p>
@@ -8347,7 +8347,7 @@
     </w:p>
     <w:p>
       <w:r>
-        <w:t>Em junho de 1953 se gradua como médico e, em 7 de julho de 1953, parte novamente de Buenos Aires, rumo à Bolívia, com seu amigo Carlos</w:t>
+        <w:t>Em junho de 1953 se gradua como médico e, em 7 de julho de 1953, parte novamente de Buenos Aires, rumo à Bolívia, com seu amigo Carlos Ferrer.</w:t>
       </w:r>
     </w:p>
     <w:p>
@@ -8405,7 +8405,7 @@
     </w:p>
     <w:p>
       <w:r>
-        <w:t>1948: Realizada a 1ª convenção nacional de defesa do petróleo, com a Campanha</w:t>
+        <w:t>1948: Realizada a 1ª convenção nacional de defesa do petróleo, com a Campanha Desde a década de 1930, ocorriam debates nacionais acerca da existência e exploração dos poços de petróleos brasileiros.</w:t>
       </w:r>
     </w:p>
     <w:p>
@@ -8550,7 +8550,7 @@
     </w:p>
     <w:p>
       <w:r>
-        <w:t>Descontentes com a crise econômica que o país atravessava e com os altos impostos cobrados para sustentar a nobreza que não trabalhava, no dia 14 de julho de 1789, o povo francês toma a fortaleza da Bastilha</w:t>
+        <w:t>Descontentes com a crise econômica que o país atravessava e com os altos impostos cobrados para sustentar a nobreza que não trabalhava, no dia 14 de julho de 1789, o povo francês toma a fortaleza da Bastilha, principal símbolo do poder absolutista</w:t>
       </w:r>
     </w:p>
     <w:p>
@@ -8658,7 +8658,7 @@
     </w:p>
     <w:p>
       <w:r>
-        <w:t>Aqui não há mais cúmplices que tu e eu; tu, por opressor, e eu, por libertador, merecemos a morte</w:t>
+        <w:t>Aqui não há mais cúmplices que tu e eu; tu, por opressor, e eu, por libertador, merecemos a morte Túpac, sua esposa, seus filhos e seus principais partidários foram torturados na praça de Wacaypata.</w:t>
       </w:r>
     </w:p>
     <w:p>
@@ -8716,7 +8716,7 @@
     </w:p>
     <w:p>
       <w:r>
-        <w:t>Era governador do Rio Grande do Sul quando Jânio Quadros renunciou, em agosto de 1961, e comandou a resistência civil ao golpe que os grupos conservadores queriam dar para impedir a posse de João Goulart, deflagrando a chamada</w:t>
+        <w:t>Era governador do Rio Grande do Sul quando Jânio Quadros renunciou, em agosto de 1961, e comandou a resistência civil ao golpe que os grupos conservadores queriam dar para impedir a posse de João Goulart, deflagrando a chamada Campanha da Legalidade</w:t>
       </w:r>
     </w:p>
     <w:p>
@@ -8745,7 +8745,7 @@
     </w:p>
     <w:p>
       <w:r>
-        <w:t>Desde sua independência da Espanha, Cuba esteve sob domínio e influência política e econômica dos Estados Unidos, através de intervenções diretas ou de apoio a governos de extrema-direita</w:t>
+        <w:t>Desde sua independência da Espanha, Cuba esteve sob domínio e influência política e econômica dos Estados Unidos, através de intervenções diretas ou de apoio a governos de extrema-direita, como foi o caso do regime ditatorial de Fulgêncio Batista</w:t>
       </w:r>
     </w:p>
     <w:p>
@@ -9060,7 +9060,7 @@
     </w:p>
     <w:p>
       <w:r>
-        <w:t>Essas políticas neoliberais, principalmente sob a gestão do presidente Carlos Salinas de Gortari (1988-1994), levaram o México a ter a maior dívida externa do mundo em 1995 e a um desemprego nas cidades que quase 30% das pessoas com</w:t>
+        <w:t>Essas políticas neoliberais, principalmente sob a gestão do presidente Carlos Salinas de Gortari (1988-1994), levaram o México a ter a maior dívida externa do mundo em 1995 e a um desemprego nas cidades que quase 30% das pessoas com capacidade de trabalhar.</w:t>
       </w:r>
     </w:p>
     <w:p>
@@ -9089,7 +9089,7 @@
     </w:p>
     <w:p>
       <w:r>
-        <w:t>1991: O MST e a Comissão Pastoral da Terra recebem o Prêmio Nobel Alternativo na Suécia</w:t>
+        <w:t>1991: O MST e a Comissão Pastoral da Terra recebem o Prêmio Nobel Alternativo na Suécia Concedido pela Fundação The Right Livelihood Awards por sua ação pelo Direito à Vida Plena.</w:t>
       </w:r>
     </w:p>
     <w:p>
@@ -9345,7 +9345,7 @@
     </w:p>
     <w:p>
       <w:r>
-        <w:t>Em 6 de agosto de 1945, a força aérea estadunidense joga a bomba</w:t>
+        <w:t>Em 6 de agosto de 1945, a força aérea estadunidense joga a bomba (em português, garotinho) sobre a cidade de Hiroshima e, três dias depois, a</w:t>
       </w:r>
     </w:p>
     <w:p>
@@ -9636,7 +9636,7 @@
     </w:p>
     <w:p>
       <w:r>
-        <w:t>Dos debates realizados entre os dias 7 e 11 de agosto, resultaram a palavra de ordem</w:t>
+        <w:t>Dos debates realizados entre os dias 7 e 11 de agosto, resultaram a palavra de ordem Reforma Agrária, por um Brasil sem Latifúndio</w:t>
       </w:r>
     </w:p>
     <w:p>
@@ -9839,7 +9839,7 @@
     </w:p>
     <w:p>
       <w:r>
-        <w:t>Portugal passou a ser governado provisoriamente pela Junta de Salvação Nacional, com o lema</w:t>
+        <w:t>Portugal passou a ser governado provisoriamente pela Junta de Salvação Nacional, com o lema Democratizar, Descolonizar, Desenvolver</w:t>
       </w:r>
     </w:p>
     <w:p>
@@ -10165,7 +10165,7 @@
     </w:p>
     <w:p>
       <w:r>
-        <w:t>Em 28 de agosto de 1963, mais de 250 mil pessoas se juntaram na capital dos Estados Unidos, Washington, marchando com o lema</w:t>
+        <w:t>Em 28 de agosto de 1963, mais de 250 mil pessoas se juntaram na capital dos Estados Unidos, Washington, marchando com o lema Por trabalho e liberdade</w:t>
       </w:r>
     </w:p>
     <w:p>
@@ -10252,7 +10252,7 @@
     </w:p>
     <w:p>
       <w:r>
-        <w:t>Em 31 de agosto de 1958 inicia a invasão à parte ocidental do país, no comando da coluna 8</w:t>
+        <w:t>Em 31 de agosto de 1958 inicia a invasão à parte ocidental do país, no comando da coluna 8 Ciro Redondo</w:t>
       </w:r>
     </w:p>
     <w:p>
@@ -10698,7 +10698,7 @@
     </w:p>
     <w:p>
       <w:r>
-        <w:t>Mapa do Brasil: o MST é um movimento nacional e se preocupa em ajudar a resolver os problemas do povo em todos os lugares do país;</w:t>
+        <w:t>Mapa do Brasil: o MST é um movimento nacional e se preocupa em ajudar a resolver os problemas do povo em todos os lugares do país; Mulher e homem: representa a luta coletiva e conjunta.</w:t>
       </w:r>
     </w:p>
     <w:p>
@@ -10870,7 +10870,7 @@
     </w:p>
     <w:p>
       <w:r>
-        <w:t>Em 17 de setembro de 1971, Lamarca é assassinado pela ditadura militar no povoado de Pintadas (hoje município de Ipupiara), quando já estava cercado e fragilizado pela perseguição, por quase 300 quilômetros</w:t>
+        <w:t>Em 17 de setembro de 1971, Lamarca é assassinado pela ditadura militar no povoado de Pintadas (hoje município de Ipupiara), quando já estava cercado e fragilizado pela perseguição, por quase 300 quilômetros, que sofreu durante cerca de 20 dias no sertão.</w:t>
       </w:r>
     </w:p>
     <w:p>
@@ -10957,7 +10957,7 @@
     </w:p>
     <w:p>
       <w:r>
-        <w:t>Me mantenho firme na convicção de que somente a união de todas as camadas e classes sociais não comprometidas com a ditadura entreguista é que decidirá a instauração no Brasil de um regime de plena liberdade</w:t>
+        <w:t>Me mantenho firme na convicção de que somente a união de todas as camadas e classes sociais não comprometidas com a ditadura entreguista é que decidirá a instauração no Brasil de um regime de plena liberdade, de livre desenvolvimento econômico, de paz e nacionalismo No exílio</w:t>
       </w:r>
     </w:p>
     <w:p>
@@ -11576,7 +11576,7 @@
     </w:p>
     <w:p>
       <w:r>
-        <w:t>No combate de Quebrada del Yuro, em 8 de outubro de 1967, com feridas em uma perna que lhe dificultavam caminhar, com o fuzil destruído por um balaço e sem o carregador de sua pistola</w:t>
+        <w:t>No combate de Quebrada del Yuro, em 8 de outubro de 1967, com feridas em uma perna que lhe dificultavam caminhar, com o fuzil destruído por um balaço e sem o carregador de sua pistola, é feito prisioneiro e conduzido ao povoado de La Higuera.</w:t>
       </w:r>
     </w:p>
     <w:p>
@@ -11655,7 +11655,7 @@
     </w:p>
     <w:p>
       <w:r>
-        <w:t>Em 10 de outubro de 1980, é criada a Frente Farabundo Martí de Libertação Nacional (FMLN), homenageando um dos fundadores do Partido Comunista em 1930, que fora fuzilado em fevereiro de 1932 por forças militares</w:t>
+        <w:t>Em 10 de outubro de 1980, é criada a Frente Farabundo Martí de Libertação Nacional (FMLN), homenageando um dos fundadores do Partido Comunista em 1930, que fora fuzilado em fevereiro de 1932 por forças militares, comandadas a partir dos Estados Unidos.</w:t>
       </w:r>
     </w:p>
     <w:p>
@@ -11713,7 +11713,7 @@
     </w:p>
     <w:p>
       <w:r>
-        <w:t>Além disso, o México aderiu ao Acordo de Livre Comércio da América do Norte (Nafta, sigla em inglês), juntamente com os Estados Unidos e Canadá</w:t>
+        <w:t>Além disso, o México aderiu ao Acordo de Livre Comércio da América do Norte (Nafta, sigla em inglês), juntamente com os Estados Unidos e Canadá, que permitia que as mercadorias e capitais circulassem nesses países sem pagarem impostos e taxas.</w:t>
       </w:r>
     </w:p>
     <w:p>
@@ -11742,7 +11742,7 @@
     </w:p>
     <w:p>
       <w:r>
-        <w:t>1983: Vitória da Encruzilhada Natalino, Rio Grande do Sul</w:t>
+        <w:t>1983: Vitória da Encruzilhada Natalino, Rio Grande do Sul Símbolo da luta pela terra, o acampamento da Encruzilhada Natalino foi montado em 1981, reunindo mais de 700 famílias</w:t>
       </w:r>
     </w:p>
     <w:p>
@@ -11900,7 +11900,7 @@
     </w:p>
     <w:p>
       <w:r>
-        <w:t>No seu primeiro discurso, em 17 de outubro de 1912, logo após a prisão, declarou:</w:t>
+        <w:t>No seu primeiro discurso, em 17 de outubro de 1912, logo após a prisão, declarou: Há algo que os governos cuidam mais do que a vida humana, e esse algo é a segurança da propriedade, e é através da</w:t>
       </w:r>
     </w:p>
     <w:p>
@@ -11921,7 +11921,7 @@
     </w:p>
     <w:p>
       <w:r>
-        <w:t>Posteriormente, as províncias de Ciudad de La Habana, La Habana, Matanzas e Villa Clara, representando o povo de Cuba, prestaram-lhe homenagem póstuma, e, em 17 de outubro, seus restos mortais</w:t>
+        <w:t>Posteriormente, as províncias de Ciudad de La Habana, La Habana, Matanzas e Villa Clara, representando o povo de Cuba, prestaram-lhe homenagem póstuma, e, em 17 de outubro, seus restos mortais, juntamente com os dos outros combatentes encontrados naquela data</w:t>
       </w:r>
     </w:p>
     <w:p>
@@ -12116,7 +12116,7 @@
     </w:p>
     <w:p>
       <w:r>
-        <w:t>Gregório morreu na cidade de São Paulo em 23 de outubro de 1983, e é hoje lembrado pelos seus companheiros daquela época e pelos militantes de hoje da maneira como queria: como</w:t>
+        <w:t>Gregório morreu na cidade de São Paulo em 23 de outubro de 1983, e é hoje lembrado pelos seus companheiros daquela época e pelos militantes de hoje da maneira como queria: como o homem que foi amigo das crianças, dos pobres e excluídos; amado e respeitado pelo povo</w:t>
       </w:r>
     </w:p>
     <w:p>
@@ -12230,7 +12230,7 @@
     </w:p>
     <w:p>
       <w:r>
-        <w:t>Em sua militância no Partido Social-Democrata alemão, Rosa se tornará uma das mais importantes dirigentes do partido naquele período, junto com Clara Zetkin, Karl Kautsky e Eduard Bernstein</w:t>
+        <w:t>Em sua militância no Partido Social-Democrata alemão, Rosa se tornará uma das mais importantes dirigentes do partido naquele período, junto com Clara Zetkin, Karl Kautsky e Eduard Bernstein, combatendo as teses reformistas desses dois últimos.</w:t>
       </w:r>
     </w:p>
     <w:p>
@@ -13312,7 +13312,7 @@
     </w:p>
     <w:p>
       <w:r>
-        <w:t>1980: Fundação da Frente Farabundo Martí de Liberación Nacional (FMLN), em El Salvador</w:t>
+        <w:t>1980: Fundação da Frente Farabundo Martí de Liberación Nacional (FMLN), em El Salvador Entre os anos de 1930 e 1970, o Partido Comunista de El Salvador era um dos poucos espaços de organização da esquerda</w:t>
       </w:r>
     </w:p>
     <w:p>
@@ -13341,7 +13341,7 @@
     </w:p>
     <w:p>
       <w:r>
-        <w:t>Com a derrota japonesa no final da Segunda Guerra Mundial, a guerra civil prosseguiu, com uma nova ofensiva dos comunistas, a partir de 1947, que resultaria, dois anos depois</w:t>
+        <w:t>Com a derrota japonesa no final da Segunda Guerra Mundial, a guerra civil prosseguiu, com uma nova ofensiva dos comunistas, a partir de 1947, que resultaria, dois anos depois, na expulsão dos nacionalistas para Taiwan e na proclamação da República Popular da China</w:t>
       </w:r>
     </w:p>
     <w:p>
@@ -13457,7 +13457,7 @@
     </w:p>
     <w:p>
       <w:r>
-        <w:t>1971: Assassinato de Carlos Lamarca, militar e líder da guerrilha brasileira</w:t>
+        <w:t>1971: Assassinato de Carlos Lamarca, militar e líder da guerrilha brasileira Carlos Lamarca era o terceiro dos seis filhos de uma família pobre da zona norte carioca.</w:t>
       </w:r>
     </w:p>
     <w:p>
@@ -13544,7 +13544,7 @@
     </w:p>
     <w:p>
       <w:r>
-        <w:t>1974: Morto em combate Miguel Enríquez, secretário-geral do Movimento de Izquierda Revolucionária (MIR) do Chile</w:t>
+        <w:t>1974: Morto em combate Miguel Enríquez, secretário-geral do Movimento de Izquierda Revolucionária (MIR) do Chile Médico e fundador do Movimento Esquerda Revolucionária (MIR) do Chile, Miguel Enriquez nasceu em 27 de março de 1944,</w:t>
       </w:r>
     </w:p>
     <w:p>
@@ -13679,7 +13679,7 @@
     </w:p>
     <w:p>
       <w:r>
-        <w:t>Só em 10 de dezembro de 1979, quando seus restos mortais foram trasladados para Salvador, sua cidade natal, Jorge Amado proclamou o fim da interdição expiatória:</w:t>
+        <w:t>Só em 10 de dezembro de 1979, quando seus restos mortais foram trasladados para Salvador, sua cidade natal, Jorge Amado proclamou o fim da interdição expiatória: Retiro da maldição e do silêncio e aqui inscrevo seu nome de baiano: Carlos Marighella</w:t>
       </w:r>
     </w:p>
     <w:p>
@@ -13708,7 +13708,7 @@
     </w:p>
     <w:p>
       <w:r>
-        <w:t>O amor é que não se detém ante nenhum obstáculo,</w:t>
+        <w:t>O amor é que não se detém ante nenhum obstáculo, e pode mesmo existir até quando não se é livre.</w:t>
       </w:r>
     </w:p>
     <w:p>
@@ -13795,7 +13795,7 @@
     </w:p>
     <w:p>
       <w:r>
-        <w:t>2000: Assassinato de Antônio Tavares, líder sem-terra, Paraná</w:t>
+        <w:t>2000: Assassinato de Antônio Tavares, líder sem-terra, Paraná Migrante nordestino vindo para São Paulo, Antônio Tavares Pereira, militante do MST, foi assassinado na BR-277, em</w:t>
       </w:r>
     </w:p>
     <w:p>
@@ -14185,7 +14185,7 @@
     </w:p>
     <w:p>
       <w:r>
-        <w:t>Depois de três meses de greve, ocupando e sendo despejados das terras da empresa estrangeira Cainsa, exigindo condições mínimas de trabalho e reforma agrária</w:t>
+        <w:t>Depois de três meses de greve, ocupando e sendo despejados das terras da empresa estrangeira Cainsa, exigindo condições mínimas de trabalho e reforma agrária, os trabalhadores e trabalhadoras da União dos Trabalhadores Açucareiros de Artigas (UTAA), no norte do Uruguai</w:t>
       </w:r>
     </w:p>
     <w:p>
